--- a/training-kit/docx/Методический сценарий проведения занятий.docx
+++ b/training-kit/docx/Методический сценарий проведения занятий.docx
@@ -33,7 +33,7 @@
                 <w:color w:val="5EEAD4"/>
                 <w:sz w:val="22"/>
               </w:rPr>
-              <w:t>ДЛЯ ПРЕПОДАВАТЕЛЯ</w:t>
+              <w:t>РАСШИРЕННЫЙ ВАРИАНТ, 52 АКАДЕМИЧЕСКИХ ЧАСА</w:t>
             </w:r>
           </w:p>
           <w:p>
@@ -61,19 +61,71 @@
                 <w:color w:val="CBD5E1"/>
                 <w:sz w:val="24"/>
               </w:rPr>
-              <w:t>Модель пары на 90 минут и отдельный ход по каждой теме модуля.</w:t>
+              <w:t>Базовая пара на 90 минут и дополнительное практическое занятие на 90 минут по каждой теме.</w:t>
             </w:r>
           </w:p>
         </w:tc>
       </w:tr>
     </w:tbl>
     <w:p/>
+    <w:tbl>
+      <w:tblPr>
+        <w:tblW w:type="dxa" w:w="9865"/>
+        <w:jc w:val="center"/>
+        <w:tblLayout w:type="fixed"/>
+        <w:tblLook w:firstColumn="1" w:firstRow="1" w:lastColumn="0" w:lastRow="0" w:noHBand="0" w:noVBand="1" w:val="04A0"/>
+      </w:tblPr>
+      <w:tblGrid>
+        <w:gridCol w:w="9865"/>
+      </w:tblGrid>
+      <w:tr>
+        <w:tc>
+          <w:tcPr>
+            <w:tcW w:type="dxa" w:w="9865"/>
+            <w:shd w:val="clear" w:color="auto" w:fill="EFF6FF"/>
+            <w:tcBorders>
+              <w:top w:val="single" w:sz="6" w:space="0" w:color="D6DEE8"/>
+              <w:left w:val="single" w:sz="6" w:space="0" w:color="D6DEE8"/>
+              <w:bottom w:val="single" w:sz="6" w:space="0" w:color="D6DEE8"/>
+              <w:right w:val="single" w:sz="6" w:space="0" w:color="D6DEE8"/>
+            </w:tcBorders>
+            <w:tcMar>
+              <w:top w:w="80" w:type="dxa"/>
+              <w:left w:w="80" w:type="dxa"/>
+              <w:bottom w:w="80" w:type="dxa"/>
+              <w:right w:w="80" w:type="dxa"/>
+            </w:tcMar>
+          </w:tcPr>
+          <w:p>
+            <w:pPr>
+              <w:spacing w:before="0" w:after="0" w:line="259" w:lineRule="auto"/>
+              <w:jc w:val="left"/>
+            </w:pPr>
+            <w:r/>
+            <w:r>
+              <w:rPr>
+                <w:rFonts w:ascii="Calibri" w:hAnsi="Calibri" w:cs="Calibri" w:eastAsia="Calibri"/>
+                <w:b w:val="0"/>
+                <w:color w:val="0F172A"/>
+                <w:sz w:val="22"/>
+              </w:rPr>
+              <w:t>К базовому объему каждой темы добавлены 2 академических часа. Это отдельное занятие на 90 минут, а не паузы внутри лекции. Лекционные часы и самостоятельная работа остаются как в программе на 44 часа.</w:t>
+            </w:r>
+          </w:p>
+        </w:tc>
+      </w:tr>
+    </w:tbl>
+    <w:p>
+      <w:pPr>
+        <w:spacing w:after="80"/>
+      </w:pPr>
+    </w:p>
     <w:p>
       <w:pPr>
         <w:pStyle w:val="Heading1"/>
       </w:pPr>
       <w:r>
-        <w:t>Общая модель пары</w:t>
+        <w:t>Общая модель базовой пары</w:t>
       </w:r>
     </w:p>
     <w:tbl>
@@ -965,6 +1017,30 @@
           <w:color w:val="0F172A"/>
           <w:sz w:val="24"/>
         </w:rPr>
+        <w:t xml:space="preserve">Дополнительно, 90 минут. </w:t>
+      </w:r>
+      <w:r>
+        <w:rPr>
+          <w:rFonts w:ascii="Calibri" w:hAnsi="Calibri" w:cs="Calibri" w:eastAsia="Calibri"/>
+          <w:b w:val="0"/>
+          <w:color w:val="0F172A"/>
+          <w:sz w:val="24"/>
+        </w:rPr>
+        <w:t>Паспорт ЦОР, правовой разбор картинки, видео и формы с ПДн, решение о публикации.</w:t>
+      </w:r>
+    </w:p>
+    <w:p>
+      <w:pPr>
+        <w:pStyle w:val="ListBullet"/>
+        <w:spacing w:after="60" w:before="0"/>
+      </w:pPr>
+      <w:r>
+        <w:rPr>
+          <w:rFonts w:ascii="Calibri" w:hAnsi="Calibri" w:cs="Calibri" w:eastAsia="Calibri"/>
+          <w:b/>
+          <w:color w:val="0F172A"/>
+          <w:sz w:val="24"/>
+        </w:rPr>
         <w:t xml:space="preserve">Презентация. </w:t>
       </w:r>
       <w:r>
@@ -974,7 +1050,7 @@
           <w:color w:val="0F172A"/>
           <w:sz w:val="24"/>
         </w:rPr>
-        <w:t>Тема 1. Основные понятия и классификация ЦОР.pptx</w:t>
+        <w:t>Тема 1. Основные понятия и классификация ЦОР.pptx, слайды дополнительного занятия.</w:t>
       </w:r>
     </w:p>
     <w:p>
@@ -1093,6 +1169,30 @@
           <w:color w:val="0F172A"/>
           <w:sz w:val="24"/>
         </w:rPr>
+        <w:t xml:space="preserve">Дополнительно, 90 минут. </w:t>
+      </w:r>
+      <w:r>
+        <w:rPr>
+          <w:rFonts w:ascii="Calibri" w:hAnsi="Calibri" w:cs="Calibri" w:eastAsia="Calibri"/>
+          <w:b w:val="0"/>
+          <w:color w:val="0F172A"/>
+          <w:sz w:val="24"/>
+        </w:rPr>
+        <w:t>Защита сравнения, сборка одного законченного интерактива, взаимопроверка.</w:t>
+      </w:r>
+    </w:p>
+    <w:p>
+      <w:pPr>
+        <w:pStyle w:val="ListBullet"/>
+        <w:spacing w:after="60" w:before="0"/>
+      </w:pPr>
+      <w:r>
+        <w:rPr>
+          <w:rFonts w:ascii="Calibri" w:hAnsi="Calibri" w:cs="Calibri" w:eastAsia="Calibri"/>
+          <w:b/>
+          <w:color w:val="0F172A"/>
+          <w:sz w:val="24"/>
+        </w:rPr>
         <w:t xml:space="preserve">Презентация. </w:t>
       </w:r>
       <w:r>
@@ -1102,7 +1202,7 @@
           <w:color w:val="0F172A"/>
           <w:sz w:val="24"/>
         </w:rPr>
-        <w:t>Тема 2. Современные тенденции в EdTech.pptx</w:t>
+        <w:t>Тема 2. Современные тенденции в EdTech.pptx, слайды дополнительного занятия.</w:t>
       </w:r>
     </w:p>
     <w:p>
@@ -1221,6 +1321,30 @@
           <w:color w:val="0F172A"/>
           <w:sz w:val="24"/>
         </w:rPr>
+        <w:t xml:space="preserve">Дополнительно, 90 минут. </w:t>
+      </w:r>
+      <w:r>
+        <w:rPr>
+          <w:rFonts w:ascii="Calibri" w:hAnsi="Calibri" w:cs="Calibri" w:eastAsia="Calibri"/>
+          <w:b w:val="0"/>
+          <w:color w:val="0F172A"/>
+          <w:sz w:val="24"/>
+        </w:rPr>
+        <w:t>Проход глазами студента, правка навигации и теста, повторный прогон.</w:t>
+      </w:r>
+    </w:p>
+    <w:p>
+      <w:pPr>
+        <w:pStyle w:val="ListBullet"/>
+        <w:spacing w:after="60" w:before="0"/>
+      </w:pPr>
+      <w:r>
+        <w:rPr>
+          <w:rFonts w:ascii="Calibri" w:hAnsi="Calibri" w:cs="Calibri" w:eastAsia="Calibri"/>
+          <w:b/>
+          <w:color w:val="0F172A"/>
+          <w:sz w:val="24"/>
+        </w:rPr>
         <w:t xml:space="preserve">Презентация. </w:t>
       </w:r>
       <w:r>
@@ -1230,7 +1354,7 @@
           <w:color w:val="0F172A"/>
           <w:sz w:val="24"/>
         </w:rPr>
-        <w:t>Тема 3. Системы управления обучением LMS.pptx</w:t>
+        <w:t>Тема 3. Системы управления обучением LMS.pptx, слайды дополнительного занятия.</w:t>
       </w:r>
     </w:p>
     <w:p>
@@ -1349,6 +1473,30 @@
           <w:color w:val="0F172A"/>
           <w:sz w:val="24"/>
         </w:rPr>
+        <w:t xml:space="preserve">Дополнительно, 90 минут. </w:t>
+      </w:r>
+      <w:r>
+        <w:rPr>
+          <w:rFonts w:ascii="Calibri" w:hAnsi="Calibri" w:cs="Calibri" w:eastAsia="Calibri"/>
+          <w:b w:val="0"/>
+          <w:color w:val="0F172A"/>
+          <w:sz w:val="24"/>
+        </w:rPr>
+        <w:t>Ролевая проверка BPMN, правка UML, связь схемы с требованием и критерием приемки.</w:t>
+      </w:r>
+    </w:p>
+    <w:p>
+      <w:pPr>
+        <w:pStyle w:val="ListBullet"/>
+        <w:spacing w:after="60" w:before="0"/>
+      </w:pPr>
+      <w:r>
+        <w:rPr>
+          <w:rFonts w:ascii="Calibri" w:hAnsi="Calibri" w:cs="Calibri" w:eastAsia="Calibri"/>
+          <w:b/>
+          <w:color w:val="0F172A"/>
+          <w:sz w:val="24"/>
+        </w:rPr>
         <w:t xml:space="preserve">Презентация. </w:t>
       </w:r>
       <w:r>
@@ -1358,7 +1506,7 @@
           <w:color w:val="0F172A"/>
           <w:sz w:val="24"/>
         </w:rPr>
-        <w:t>Тема 4. Основы проектирования информационных систем.pptx</w:t>
+        <w:t>Тема 4. Основы проектирования информационных систем.pptx, слайды дополнительного занятия.</w:t>
       </w:r>
     </w:p>
     <w:p>
